--- a/SystemAnalysis.docx
+++ b/SystemAnalysis.docx
@@ -27,15 +27,57 @@
     <w:p>
       <w:pPr>
         <w:rPr>
+          <w:lang w:val="en-US"/>
+        </w:rPr>
+      </w:pPr>
+      <w:r>
+        <w:rPr>
           <w:b/>
           <w:bCs/>
           <w:lang w:val="en-US"/>
         </w:rPr>
-      </w:pPr>
-      <w:r>
+        <w:t xml:space="preserve">Current Logic: </w:t>
+      </w:r>
+      <w:r>
+        <w:rPr>
+          <w:lang w:val="en-US"/>
+        </w:rPr>
+        <w:t>No agent loop, meaning I’m mainly doing query -&gt; LLM -&gt; tool -&gt; result. Only 1 tool call is possible per query.</w:t>
+      </w:r>
+    </w:p>
+    <w:p>
+      <w:pPr>
         <w:rPr>
           <w:b/>
           <w:bCs/>
+          <w:sz w:val="48"/>
+          <w:szCs w:val="48"/>
+          <w:lang w:val="en-US"/>
+        </w:rPr>
+      </w:pPr>
+      <w:r>
+        <w:rPr>
+          <w:b/>
+          <w:bCs/>
+          <w:sz w:val="48"/>
+          <w:szCs w:val="48"/>
+          <w:lang w:val="en-US"/>
+        </w:rPr>
+        <w:t>Host.py</w:t>
+      </w:r>
+    </w:p>
+    <w:p>
+      <w:pPr>
+        <w:rPr>
+          <w:b/>
+          <w:bCs/>
+          <w:lang w:val="en-US"/>
+        </w:rPr>
+      </w:pPr>
+      <w:r>
+        <w:rPr>
+          <w:b/>
+          <w:bCs/>
           <w:lang w:val="en-US"/>
         </w:rPr>
         <w:t>Gemini Prompt + JSON creation and detection</w:t>
@@ -51,7 +93,19 @@
         <w:rPr>
           <w:lang w:val="en-US"/>
         </w:rPr>
-        <w:t>-Initialization of a session for each MCP server</w:t>
+        <w:t xml:space="preserve">-Initialization of a </w:t>
+      </w:r>
+      <w:r>
+        <w:rPr>
+          <w:lang w:val="en-US"/>
+        </w:rPr>
+        <w:t xml:space="preserve">client </w:t>
+      </w:r>
+      <w:r>
+        <w:rPr>
+          <w:lang w:val="en-US"/>
+        </w:rPr>
+        <w:t>session for each MCP server</w:t>
       </w:r>
       <w:r>
         <w:rPr>
@@ -197,17 +251,9 @@
         <w:rPr>
           <w:lang w:val="en-US"/>
         </w:rPr>
-        <w:t xml:space="preserve"> and his </w:t>
-      </w:r>
-      <w:proofErr w:type="gramStart"/>
-      <w:r>
-        <w:rPr>
-          <w:lang w:val="en-US"/>
-        </w:rPr>
-        <w:t>data(</w:t>
+        <w:t xml:space="preserve"> and his data(</w:t>
       </w:r>
       <w:proofErr w:type="spellStart"/>
-      <w:proofErr w:type="gramEnd"/>
       <w:r>
         <w:rPr>
           <w:b/>
@@ -240,7 +286,19 @@
         <w:rPr>
           <w:lang w:val="en-US"/>
         </w:rPr>
-        <w:t xml:space="preserve">-If </w:t>
+        <w:t>-</w:t>
+      </w:r>
+      <w:r>
+        <w:rPr>
+          <w:lang w:val="en-US"/>
+        </w:rPr>
+        <w:t>I</w:t>
+      </w:r>
+      <w:r>
+        <w:rPr>
+          <w:lang w:val="en-US"/>
+        </w:rPr>
+        <w:t xml:space="preserve">f </w:t>
       </w:r>
       <w:proofErr w:type="spellStart"/>
       <w:r>
@@ -369,114 +427,186 @@
         <w:rPr>
           <w:lang w:val="en-US"/>
         </w:rPr>
-        <w:t xml:space="preserve">-Then there’s a check on whether the message is in a JSON form, if yes then we print an authorization that the user </w:t>
-      </w:r>
-      <w:proofErr w:type="gramStart"/>
-      <w:r>
-        <w:rPr>
-          <w:lang w:val="en-US"/>
-        </w:rPr>
-        <w:t>has to</w:t>
-      </w:r>
-      <w:proofErr w:type="gramEnd"/>
-      <w:r>
-        <w:rPr>
-          <w:lang w:val="en-US"/>
-        </w:rPr>
-        <w:t xml:space="preserve"> approve, else it’s a natural language response that we immediately print.</w:t>
-      </w:r>
-    </w:p>
-    <w:p>
-      <w:pPr>
-        <w:rPr>
-          <w:lang w:val="en-US"/>
-        </w:rPr>
-      </w:pPr>
-      <w:r>
-        <w:rPr>
-          <w:lang w:val="en-US"/>
-        </w:rPr>
-        <w:t xml:space="preserve">-If a tool was called and the JSON object was detected </w:t>
-      </w:r>
-      <w:proofErr w:type="gramStart"/>
-      <w:r>
-        <w:rPr>
-          <w:lang w:val="en-US"/>
-        </w:rPr>
-        <w:t>successfully</w:t>
-      </w:r>
-      <w:proofErr w:type="gramEnd"/>
-      <w:r>
-        <w:rPr>
-          <w:lang w:val="en-US"/>
-        </w:rPr>
-        <w:t xml:space="preserve"> we then proceed to search for the session that includes the requested tool </w:t>
-      </w:r>
-      <w:proofErr w:type="gramStart"/>
-      <w:r>
-        <w:rPr>
-          <w:lang w:val="en-US"/>
-        </w:rPr>
-        <w:t>in order to</w:t>
-      </w:r>
-      <w:proofErr w:type="gramEnd"/>
-      <w:r>
-        <w:rPr>
-          <w:lang w:val="en-US"/>
-        </w:rPr>
-        <w:t xml:space="preserve"> execute it.</w:t>
-      </w:r>
-    </w:p>
-    <w:p>
-      <w:pPr>
-        <w:rPr>
-          <w:lang w:val="en-US"/>
-        </w:rPr>
-      </w:pPr>
-    </w:p>
-    <w:p>
-      <w:pPr>
-        <w:rPr>
-          <w:lang w:val="en-US"/>
-        </w:rPr>
-      </w:pPr>
+        <w:lastRenderedPageBreak/>
+        <w:t xml:space="preserve">-Then there’s a check on whether the message is in a JSON form, if yes then we </w:t>
+      </w:r>
+      <w:r>
+        <w:rPr>
+          <w:lang w:val="en-US"/>
+        </w:rPr>
+        <w:t xml:space="preserve">set the </w:t>
+      </w:r>
+      <w:proofErr w:type="spellStart"/>
       <w:r>
         <w:rPr>
           <w:b/>
           <w:bCs/>
-          <w:lang w:val="en-US"/>
-        </w:rPr>
-        <w:t>Current Logic:</w:t>
+        </w:rPr>
+        <w:t>needs_</w:t>
       </w:r>
       <w:r>
         <w:rPr>
           <w:b/>
           <w:bCs/>
-          <w:lang w:val="en-US"/>
-        </w:rPr>
-        <w:t xml:space="preserve"> </w:t>
-      </w:r>
-      <w:r>
-        <w:rPr>
-          <w:lang w:val="en-US"/>
-        </w:rPr>
-        <w:t>No agent loop, meaning I’m mainly doing query -&gt; LLM -&gt; tool -&gt; result. Only 1 tool call is possible per query.</w:t>
-      </w:r>
-    </w:p>
-    <w:p>
-      <w:pPr>
-        <w:rPr>
-          <w:lang w:val="en-US"/>
-        </w:rPr>
-      </w:pPr>
-      <w:r>
-        <w:rPr>
+        </w:rPr>
+        <w:t>authorization</w:t>
+      </w:r>
+      <w:proofErr w:type="spellEnd"/>
+      <w:r>
+        <w:rPr>
+          <w:lang w:val="en-US"/>
+        </w:rPr>
+        <w:t xml:space="preserve"> variable to true and complete the tool data which are later being sent to the frontend</w:t>
+      </w:r>
+      <w:r>
+        <w:rPr>
+          <w:lang w:val="en-US"/>
+        </w:rPr>
+        <w:t>, else it’s a natural language response that we immediately print.</w:t>
+      </w:r>
+    </w:p>
+    <w:p>
+      <w:pPr>
+        <w:rPr>
+          <w:lang w:val="en-US"/>
+        </w:rPr>
+      </w:pPr>
+      <w:r>
+        <w:rPr>
+          <w:lang w:val="en-US"/>
+        </w:rPr>
+        <w:t>-If a tool was called</w:t>
+      </w:r>
+      <w:r>
+        <w:rPr>
+          <w:lang w:val="en-US"/>
+        </w:rPr>
+        <w:t xml:space="preserve"> and approved in the fronted</w:t>
+      </w:r>
+      <w:r>
+        <w:rPr>
+          <w:lang w:val="en-US"/>
+        </w:rPr>
+        <w:t xml:space="preserve"> and </w:t>
+      </w:r>
+      <w:r>
+        <w:rPr>
+          <w:lang w:val="en-US"/>
+        </w:rPr>
+        <w:t xml:space="preserve">also </w:t>
+      </w:r>
+      <w:r>
+        <w:rPr>
+          <w:lang w:val="en-US"/>
+        </w:rPr>
+        <w:t>the JSON object was detected successfully we then proceed to search for the session that includes the requested tool in order to execute it.</w:t>
+      </w:r>
+    </w:p>
+    <w:p>
+      <w:pPr>
+        <w:rPr>
+          <w:lang w:val="en-US"/>
+        </w:rPr>
+      </w:pPr>
+      <w:r>
+        <w:rPr>
+          <w:noProof/>
           <w:lang w:val="en-US"/>
         </w:rPr>
         <w:drawing>
-          <wp:inline distT="0" distB="0" distL="0" distR="0" wp14:anchorId="5015E106" wp14:editId="3E2547B3">
-            <wp:extent cx="5731510" cy="3667125"/>
-            <wp:effectExtent l="0" t="0" r="2540" b="9525"/>
+          <wp:inline distT="0" distB="0" distL="0" distR="0" wp14:anchorId="6B9F8CFB" wp14:editId="6E6C5C73">
+            <wp:extent cx="5731510" cy="3221990"/>
+            <wp:effectExtent l="0" t="0" r="2540" b="0"/>
+            <wp:docPr id="1593270841" name="Picture 1"/>
+            <wp:cNvGraphicFramePr>
+              <a:graphicFrameLocks xmlns:a="http://schemas.openxmlformats.org/drawingml/2006/main" noChangeAspect="1"/>
+            </wp:cNvGraphicFramePr>
+            <a:graphic xmlns:a="http://schemas.openxmlformats.org/drawingml/2006/main">
+              <a:graphicData uri="http://schemas.openxmlformats.org/drawingml/2006/picture">
+                <pic:pic xmlns:pic="http://schemas.openxmlformats.org/drawingml/2006/picture">
+                  <pic:nvPicPr>
+                    <pic:cNvPr id="1593270841" name=""/>
+                    <pic:cNvPicPr/>
+                  </pic:nvPicPr>
+                  <pic:blipFill>
+                    <a:blip r:embed="rId6"/>
+                    <a:stretch>
+                      <a:fillRect/>
+                    </a:stretch>
+                  </pic:blipFill>
+                  <pic:spPr>
+                    <a:xfrm>
+                      <a:off x="0" y="0"/>
+                      <a:ext cx="5731510" cy="3221990"/>
+                    </a:xfrm>
+                    <a:prstGeom prst="rect">
+                      <a:avLst/>
+                    </a:prstGeom>
+                  </pic:spPr>
+                </pic:pic>
+              </a:graphicData>
+            </a:graphic>
+          </wp:inline>
+        </w:drawing>
+      </w:r>
+    </w:p>
+    <w:p>
+      <w:pPr>
+        <w:rPr>
+          <w:lang w:val="en-US"/>
+        </w:rPr>
+      </w:pPr>
+      <w:r>
+        <w:rPr>
+          <w:lang w:val="en-US"/>
+        </w:rPr>
+        <w:t>-After the session which contains the tool is found, we then proceed to send the JSON object containing all the necessary data for the tool to execute to the corresponding MCP server.</w:t>
+      </w:r>
+    </w:p>
+    <w:p>
+      <w:pPr>
+        <w:rPr>
+          <w:lang w:val="en-US"/>
+        </w:rPr>
+      </w:pPr>
+    </w:p>
+    <w:p>
+      <w:pPr>
+        <w:rPr>
+          <w:b/>
+          <w:bCs/>
+          <w:sz w:val="48"/>
+          <w:szCs w:val="48"/>
+          <w:lang w:val="en-US"/>
+        </w:rPr>
+      </w:pPr>
+      <w:r>
+        <w:rPr>
+          <w:b/>
+          <w:bCs/>
+          <w:sz w:val="48"/>
+          <w:szCs w:val="48"/>
+          <w:lang w:val="en-US"/>
+        </w:rPr>
+        <w:t>Index.html</w:t>
+      </w:r>
+    </w:p>
+    <w:p>
+      <w:pPr>
+        <w:rPr>
+          <w:lang w:val="en-US"/>
+        </w:rPr>
+      </w:pPr>
+      <w:r>
+        <w:rPr>
+          <w:noProof/>
+          <w:lang w:val="en-US"/>
+        </w:rPr>
+        <w:lastRenderedPageBreak/>
+        <w:drawing>
+          <wp:inline distT="0" distB="0" distL="0" distR="0" wp14:anchorId="5015E106" wp14:editId="3FAB859B">
+            <wp:extent cx="5682325" cy="3635654"/>
+            <wp:effectExtent l="0" t="0" r="0" b="3175"/>
             <wp:docPr id="1543471676" name="Picture 1"/>
             <wp:cNvGraphicFramePr>
               <a:graphicFrameLocks xmlns:a="http://schemas.openxmlformats.org/drawingml/2006/main" noChangeAspect="1"/>
@@ -489,7 +619,7 @@
                     <pic:cNvPicPr/>
                   </pic:nvPicPr>
                   <pic:blipFill>
-                    <a:blip r:embed="rId6"/>
+                    <a:blip r:embed="rId7"/>
                     <a:stretch>
                       <a:fillRect/>
                     </a:stretch>
@@ -497,7 +627,7 @@
                   <pic:spPr>
                     <a:xfrm>
                       <a:off x="0" y="0"/>
-                      <a:ext cx="5731510" cy="3667125"/>
+                      <a:ext cx="5743058" cy="3674512"/>
                     </a:xfrm>
                     <a:prstGeom prst="rect">
                       <a:avLst/>
@@ -536,22 +666,453 @@
         <w:rPr>
           <w:lang w:val="en-US"/>
         </w:rPr>
-        <w:t xml:space="preserve"> variable to true which our frontend receives plus the tool name and arguments </w:t>
-      </w:r>
-      <w:proofErr w:type="gramStart"/>
-      <w:r>
-        <w:rPr>
-          <w:lang w:val="en-US"/>
-        </w:rPr>
-        <w:t>in order to</w:t>
-      </w:r>
-      <w:proofErr w:type="gramEnd"/>
-      <w:r>
-        <w:rPr>
-          <w:lang w:val="en-US"/>
-        </w:rPr>
-        <w:t xml:space="preserve"> create the authorization pop up for the user to approve or deny.</w:t>
-      </w:r>
+        <w:t xml:space="preserve"> variable to true which our frontend receives plus the tool name and arguments in order to create the authorization pop up for the user to approve or deny.</w:t>
+      </w:r>
+    </w:p>
+    <w:p>
+      <w:pPr>
+        <w:rPr>
+          <w:lang w:val="en-US"/>
+        </w:rPr>
+      </w:pPr>
+      <w:r>
+        <w:rPr>
+          <w:lang w:val="en-US"/>
+        </w:rPr>
+        <w:t>-Only 1 hard coded user that gets authorization from the browser</w:t>
+      </w:r>
+      <w:r>
+        <w:rPr>
+          <w:lang w:val="en-US"/>
+        </w:rPr>
+        <w:t xml:space="preserve"> (no working backend).</w:t>
+      </w:r>
+    </w:p>
+    <w:p>
+      <w:pPr>
+        <w:rPr>
+          <w:b/>
+          <w:bCs/>
+          <w:sz w:val="48"/>
+          <w:szCs w:val="48"/>
+          <w:lang w:val="en-US"/>
+        </w:rPr>
+      </w:pPr>
+      <w:r>
+        <w:rPr>
+          <w:b/>
+          <w:bCs/>
+          <w:sz w:val="48"/>
+          <w:szCs w:val="48"/>
+          <w:lang w:val="en-US"/>
+        </w:rPr>
+        <w:t>Db.py</w:t>
+      </w:r>
+    </w:p>
+    <w:p>
+      <w:pPr>
+        <w:rPr>
+          <w:lang w:val="en-US"/>
+        </w:rPr>
+      </w:pPr>
+      <w:r>
+        <w:rPr>
+          <w:lang w:val="en-US"/>
+        </w:rPr>
+        <w:t>-Initializes databases</w:t>
+      </w:r>
+    </w:p>
+    <w:p>
+      <w:pPr>
+        <w:rPr>
+          <w:lang w:val="en-US"/>
+        </w:rPr>
+      </w:pPr>
+      <w:r>
+        <w:rPr>
+          <w:lang w:val="en-US"/>
+        </w:rPr>
+        <w:t>-Includes all the queries used to search for flights, bookings and also to add, delete etc.</w:t>
+      </w:r>
+    </w:p>
+    <w:p>
+      <w:pPr>
+        <w:rPr>
+          <w:lang w:val="en-US"/>
+        </w:rPr>
+      </w:pPr>
+      <w:r>
+        <w:rPr>
+          <w:noProof/>
+          <w:lang w:val="en-US"/>
+        </w:rPr>
+        <w:drawing>
+          <wp:inline distT="0" distB="0" distL="0" distR="0" wp14:anchorId="5CB62C14" wp14:editId="2FE2CBB5">
+            <wp:extent cx="4930185" cy="2655418"/>
+            <wp:effectExtent l="0" t="0" r="3810" b="0"/>
+            <wp:docPr id="1046912106" name="Picture 1"/>
+            <wp:cNvGraphicFramePr>
+              <a:graphicFrameLocks xmlns:a="http://schemas.openxmlformats.org/drawingml/2006/main" noChangeAspect="1"/>
+            </wp:cNvGraphicFramePr>
+            <a:graphic xmlns:a="http://schemas.openxmlformats.org/drawingml/2006/main">
+              <a:graphicData uri="http://schemas.openxmlformats.org/drawingml/2006/picture">
+                <pic:pic xmlns:pic="http://schemas.openxmlformats.org/drawingml/2006/picture">
+                  <pic:nvPicPr>
+                    <pic:cNvPr id="1046912106" name=""/>
+                    <pic:cNvPicPr/>
+                  </pic:nvPicPr>
+                  <pic:blipFill>
+                    <a:blip r:embed="rId8"/>
+                    <a:stretch>
+                      <a:fillRect/>
+                    </a:stretch>
+                  </pic:blipFill>
+                  <pic:spPr>
+                    <a:xfrm>
+                      <a:off x="0" y="0"/>
+                      <a:ext cx="4960695" cy="2671851"/>
+                    </a:xfrm>
+                    <a:prstGeom prst="rect">
+                      <a:avLst/>
+                    </a:prstGeom>
+                  </pic:spPr>
+                </pic:pic>
+              </a:graphicData>
+            </a:graphic>
+          </wp:inline>
+        </w:drawing>
+      </w:r>
+    </w:p>
+    <w:p>
+      <w:pPr>
+        <w:rPr>
+          <w:lang w:val="en-US"/>
+        </w:rPr>
+      </w:pPr>
+    </w:p>
+    <w:p>
+      <w:pPr>
+        <w:rPr>
+          <w:lang w:val="en-US"/>
+        </w:rPr>
+      </w:pPr>
+    </w:p>
+    <w:p>
+      <w:pPr>
+        <w:rPr>
+          <w:b/>
+          <w:bCs/>
+          <w:sz w:val="48"/>
+          <w:szCs w:val="48"/>
+          <w:lang w:val="en-US"/>
+        </w:rPr>
+      </w:pPr>
+      <w:r>
+        <w:rPr>
+          <w:b/>
+          <w:bCs/>
+          <w:sz w:val="48"/>
+          <w:szCs w:val="48"/>
+          <w:lang w:val="en-US"/>
+        </w:rPr>
+        <w:t>flight_api.py</w:t>
+      </w:r>
+    </w:p>
+    <w:p>
+      <w:pPr>
+        <w:rPr>
+          <w:lang w:val="en-US"/>
+        </w:rPr>
+      </w:pPr>
+      <w:r>
+        <w:rPr>
+          <w:lang w:val="en-US"/>
+        </w:rPr>
+        <w:t>-REST API that exposes the data base queries as http requests that the MCP servers later call (in order to mimic real life scenarios).</w:t>
+      </w:r>
+    </w:p>
+    <w:p>
+      <w:pPr>
+        <w:rPr>
+          <w:lang w:val="en-US"/>
+        </w:rPr>
+      </w:pPr>
+    </w:p>
+    <w:p>
+      <w:pPr>
+        <w:rPr>
+          <w:lang w:val="en-US"/>
+        </w:rPr>
+      </w:pPr>
+      <w:r>
+        <w:rPr>
+          <w:noProof/>
+          <w:lang w:val="en-US"/>
+        </w:rPr>
+        <w:drawing>
+          <wp:inline distT="0" distB="0" distL="0" distR="0" wp14:anchorId="467BD76D" wp14:editId="4FE5EFD0">
+            <wp:extent cx="5731510" cy="4140200"/>
+            <wp:effectExtent l="0" t="0" r="2540" b="0"/>
+            <wp:docPr id="47326806" name="Picture 1"/>
+            <wp:cNvGraphicFramePr>
+              <a:graphicFrameLocks xmlns:a="http://schemas.openxmlformats.org/drawingml/2006/main" noChangeAspect="1"/>
+            </wp:cNvGraphicFramePr>
+            <a:graphic xmlns:a="http://schemas.openxmlformats.org/drawingml/2006/main">
+              <a:graphicData uri="http://schemas.openxmlformats.org/drawingml/2006/picture">
+                <pic:pic xmlns:pic="http://schemas.openxmlformats.org/drawingml/2006/picture">
+                  <pic:nvPicPr>
+                    <pic:cNvPr id="47326806" name=""/>
+                    <pic:cNvPicPr/>
+                  </pic:nvPicPr>
+                  <pic:blipFill>
+                    <a:blip r:embed="rId9"/>
+                    <a:stretch>
+                      <a:fillRect/>
+                    </a:stretch>
+                  </pic:blipFill>
+                  <pic:spPr>
+                    <a:xfrm>
+                      <a:off x="0" y="0"/>
+                      <a:ext cx="5731510" cy="4140200"/>
+                    </a:xfrm>
+                    <a:prstGeom prst="rect">
+                      <a:avLst/>
+                    </a:prstGeom>
+                  </pic:spPr>
+                </pic:pic>
+              </a:graphicData>
+            </a:graphic>
+          </wp:inline>
+        </w:drawing>
+      </w:r>
+    </w:p>
+    <w:p>
+      <w:pPr>
+        <w:rPr>
+          <w:lang w:val="en-US"/>
+        </w:rPr>
+      </w:pPr>
+    </w:p>
+    <w:p>
+      <w:pPr>
+        <w:rPr>
+          <w:b/>
+          <w:bCs/>
+          <w:sz w:val="48"/>
+          <w:szCs w:val="48"/>
+          <w:lang w:val="en-US"/>
+        </w:rPr>
+      </w:pPr>
+      <w:r>
+        <w:rPr>
+          <w:b/>
+          <w:bCs/>
+          <w:sz w:val="48"/>
+          <w:szCs w:val="48"/>
+          <w:lang w:val="en-US"/>
+        </w:rPr>
+        <w:t>flight_search.py</w:t>
+      </w:r>
+    </w:p>
+    <w:p>
+      <w:pPr>
+        <w:rPr>
+          <w:lang w:val="en-US"/>
+        </w:rPr>
+      </w:pPr>
+      <w:r>
+        <w:rPr>
+          <w:lang w:val="en-US"/>
+        </w:rPr>
+        <w:t xml:space="preserve">-Contains all the MCP tools which are used as a mean to execute the API calls through our </w:t>
+      </w:r>
+      <w:proofErr w:type="spellStart"/>
+      <w:r>
+        <w:rPr>
+          <w:lang w:val="en-US"/>
+        </w:rPr>
+        <w:t>llm</w:t>
+      </w:r>
+      <w:proofErr w:type="spellEnd"/>
+      <w:r>
+        <w:rPr>
+          <w:lang w:val="en-US"/>
+        </w:rPr>
+        <w:t>.</w:t>
+      </w:r>
+    </w:p>
+    <w:p>
+      <w:pPr>
+        <w:rPr>
+          <w:lang w:val="en-US"/>
+        </w:rPr>
+      </w:pPr>
+    </w:p>
+    <w:p>
+      <w:pPr>
+        <w:rPr>
+          <w:lang w:val="en-US"/>
+        </w:rPr>
+      </w:pPr>
+      <w:proofErr w:type="spellStart"/>
+      <w:r>
+        <w:rPr>
+          <w:lang w:val="en-US"/>
+        </w:rPr>
+        <w:t>Vllm</w:t>
+      </w:r>
+      <w:proofErr w:type="spellEnd"/>
+      <w:r>
+        <w:rPr>
+          <w:lang w:val="en-US"/>
+        </w:rPr>
+        <w:t xml:space="preserve"> -&gt; KV Cache : Paged attention</w:t>
+      </w:r>
+    </w:p>
+    <w:p>
+      <w:pPr>
+        <w:rPr>
+          <w:lang w:val="en-US"/>
+        </w:rPr>
+      </w:pPr>
+      <w:r>
+        <w:rPr>
+          <w:noProof/>
+          <w:lang w:val="en-US"/>
+        </w:rPr>
+        <w:lastRenderedPageBreak/>
+        <w:drawing>
+          <wp:inline distT="0" distB="0" distL="0" distR="0" wp14:anchorId="129220AB" wp14:editId="23DDB189">
+            <wp:extent cx="5731510" cy="2521585"/>
+            <wp:effectExtent l="0" t="0" r="2540" b="0"/>
+            <wp:docPr id="1831173340" name="Picture 1"/>
+            <wp:cNvGraphicFramePr>
+              <a:graphicFrameLocks xmlns:a="http://schemas.openxmlformats.org/drawingml/2006/main" noChangeAspect="1"/>
+            </wp:cNvGraphicFramePr>
+            <a:graphic xmlns:a="http://schemas.openxmlformats.org/drawingml/2006/main">
+              <a:graphicData uri="http://schemas.openxmlformats.org/drawingml/2006/picture">
+                <pic:pic xmlns:pic="http://schemas.openxmlformats.org/drawingml/2006/picture">
+                  <pic:nvPicPr>
+                    <pic:cNvPr id="1831173340" name=""/>
+                    <pic:cNvPicPr/>
+                  </pic:nvPicPr>
+                  <pic:blipFill>
+                    <a:blip r:embed="rId10"/>
+                    <a:stretch>
+                      <a:fillRect/>
+                    </a:stretch>
+                  </pic:blipFill>
+                  <pic:spPr>
+                    <a:xfrm>
+                      <a:off x="0" y="0"/>
+                      <a:ext cx="5731510" cy="2521585"/>
+                    </a:xfrm>
+                    <a:prstGeom prst="rect">
+                      <a:avLst/>
+                    </a:prstGeom>
+                  </pic:spPr>
+                </pic:pic>
+              </a:graphicData>
+            </a:graphic>
+          </wp:inline>
+        </w:drawing>
+      </w:r>
+    </w:p>
+    <w:p>
+      <w:pPr>
+        <w:rPr>
+          <w:lang w:val="en-US"/>
+        </w:rPr>
+      </w:pPr>
+    </w:p>
+    <w:p>
+      <w:pPr>
+        <w:rPr>
+          <w:lang w:val="en-US"/>
+        </w:rPr>
+      </w:pPr>
+    </w:p>
+    <w:p>
+      <w:pPr>
+        <w:rPr>
+          <w:lang w:val="en-US"/>
+        </w:rPr>
+      </w:pPr>
+      <w:r>
+        <w:rPr>
+          <w:lang w:val="en-US"/>
+        </w:rPr>
+        <w:t>-Also contains validation of data formation in order to avoid errors.</w:t>
+      </w:r>
+    </w:p>
+    <w:p>
+      <w:pPr>
+        <w:rPr>
+          <w:lang w:val="en-US"/>
+        </w:rPr>
+      </w:pPr>
+      <w:r>
+        <w:rPr>
+          <w:noProof/>
+          <w:lang w:val="en-US"/>
+        </w:rPr>
+        <w:drawing>
+          <wp:inline distT="0" distB="0" distL="0" distR="0" wp14:anchorId="6C0D0FF2" wp14:editId="4E8DDF31">
+            <wp:extent cx="5731510" cy="3248660"/>
+            <wp:effectExtent l="0" t="0" r="2540" b="8890"/>
+            <wp:docPr id="266937647" name="Picture 1"/>
+            <wp:cNvGraphicFramePr>
+              <a:graphicFrameLocks xmlns:a="http://schemas.openxmlformats.org/drawingml/2006/main" noChangeAspect="1"/>
+            </wp:cNvGraphicFramePr>
+            <a:graphic xmlns:a="http://schemas.openxmlformats.org/drawingml/2006/main">
+              <a:graphicData uri="http://schemas.openxmlformats.org/drawingml/2006/picture">
+                <pic:pic xmlns:pic="http://schemas.openxmlformats.org/drawingml/2006/picture">
+                  <pic:nvPicPr>
+                    <pic:cNvPr id="266937647" name=""/>
+                    <pic:cNvPicPr/>
+                  </pic:nvPicPr>
+                  <pic:blipFill>
+                    <a:blip r:embed="rId11"/>
+                    <a:stretch>
+                      <a:fillRect/>
+                    </a:stretch>
+                  </pic:blipFill>
+                  <pic:spPr>
+                    <a:xfrm>
+                      <a:off x="0" y="0"/>
+                      <a:ext cx="5731510" cy="3248660"/>
+                    </a:xfrm>
+                    <a:prstGeom prst="rect">
+                      <a:avLst/>
+                    </a:prstGeom>
+                  </pic:spPr>
+                </pic:pic>
+              </a:graphicData>
+            </a:graphic>
+          </wp:inline>
+        </w:drawing>
+      </w:r>
+    </w:p>
+    <w:p>
+      <w:pPr>
+        <w:rPr>
+          <w:lang w:val="en-US"/>
+        </w:rPr>
+      </w:pPr>
+    </w:p>
+    <w:p>
+      <w:pPr>
+        <w:rPr>
+          <w:lang w:val="el-GR"/>
+        </w:rPr>
+      </w:pPr>
+    </w:p>
+    <w:p>
+      <w:pPr>
+        <w:rPr>
+          <w:lang w:val="en-US"/>
+        </w:rPr>
+      </w:pPr>
     </w:p>
     <w:sectPr>
       <w:pgSz w:w="11906" w:h="16838"/>
